--- a/downloads/teacher/04 Units/Unit 06 - Food Systems and Production - From Farm to Table/Lesson 06.10 - Global Foods One Dish Three Cultures.docx
+++ b/downloads/teacher/04 Units/Unit 06 - Food Systems and Production - From Farm to Table/Lesson 06.10 - Global Foods One Dish Three Cultures.docx
@@ -417,23 +417,41 @@
       <w:r>
         <w:t xml:space="preserve">By the end of this lesson, students will be able to:</w:t>
       </w:r>
-      <w:r>
-        <w:t xml:space="preserve"> </w:t>
-      </w:r>
-      <w:r>
-        <w:t xml:space="preserve">1. (Low: understand) Name the five factors that shape a cuisine (climate, crops, trade, migration, religion) and give one example of each from the three dishes studied.</w:t>
-      </w:r>
-      <w:r>
-        <w:t xml:space="preserve"> </w:t>
-      </w:r>
-      <w:r>
-        <w:t xml:space="preserve">2. (Mid: analyze) Research one dish and complete a research card with its region, its main ingredients, its cooking method, and one reason the region’s climate or crops produced it.</w:t>
-      </w:r>
-      <w:r>
-        <w:t xml:space="preserve"> </w:t>
-      </w:r>
-      <w:r>
-        <w:t xml:space="preserve">3. (High: evaluate) Compare the three versions of one everyday form across cultures and explain what is the same, what is different, and why the difference exists, using at least two of the five factors.</w:t>
+    </w:p>
+    <w:p>
+      <w:pPr>
+        <w:numPr>
+          <w:ilvl w:val="0"/>
+          <w:numId w:val="1003"/>
+        </w:numPr>
+        <w:pStyle w:val="Compact"/>
+      </w:pPr>
+      <w:r>
+        <w:t xml:space="preserve">(Low: understand) Name the five factors that shape a cuisine (climate, crops, trade, migration, religion) and give one example of each from the three dishes studied.</w:t>
+      </w:r>
+    </w:p>
+    <w:p>
+      <w:pPr>
+        <w:numPr>
+          <w:ilvl w:val="0"/>
+          <w:numId w:val="1003"/>
+        </w:numPr>
+        <w:pStyle w:val="Compact"/>
+      </w:pPr>
+      <w:r>
+        <w:t xml:space="preserve">(Mid: analyze) Research one dish and complete a research card with its region, its main ingredients, its cooking method, and one reason the region’s climate or crops produced it.</w:t>
+      </w:r>
+    </w:p>
+    <w:p>
+      <w:pPr>
+        <w:numPr>
+          <w:ilvl w:val="0"/>
+          <w:numId w:val="1003"/>
+        </w:numPr>
+        <w:pStyle w:val="Compact"/>
+      </w:pPr>
+      <w:r>
+        <w:t xml:space="preserve">(High: evaluate) Compare the three versions of one everyday form across cultures and explain what is the same, what is different, and why the difference exists, using at least two of the five factors.</w:t>
       </w:r>
     </w:p>
     <w:p>
@@ -483,7 +501,7 @@
       <w:pPr>
         <w:numPr>
           <w:ilvl w:val="0"/>
-          <w:numId w:val="1003"/>
+          <w:numId w:val="1004"/>
         </w:numPr>
         <w:pStyle w:val="Compact"/>
       </w:pPr>
@@ -501,7 +519,7 @@
       <w:pPr>
         <w:numPr>
           <w:ilvl w:val="0"/>
-          <w:numId w:val="1003"/>
+          <w:numId w:val="1004"/>
         </w:numPr>
         <w:pStyle w:val="Compact"/>
       </w:pPr>
@@ -513,7 +531,7 @@
       <w:pPr>
         <w:numPr>
           <w:ilvl w:val="0"/>
-          <w:numId w:val="1003"/>
+          <w:numId w:val="1004"/>
         </w:numPr>
         <w:pStyle w:val="Compact"/>
       </w:pPr>
@@ -525,67 +543,67 @@
       <w:pPr>
         <w:numPr>
           <w:ilvl w:val="1"/>
+          <w:numId w:val="1005"/>
+        </w:numPr>
+        <w:pStyle w:val="Compact"/>
+      </w:pPr>
+      <w:r>
+        <w:t xml:space="preserve">Filled dough: empanada (Latin America and Spain), pierogi (Poland), samosa (South Asia), and for a fourth option, jiaozi (China) or ravioli (Italy)</w:t>
+      </w:r>
+    </w:p>
+    <w:p>
+      <w:pPr>
+        <w:numPr>
+          <w:ilvl w:val="1"/>
+          <w:numId w:val="1005"/>
+        </w:numPr>
+        <w:pStyle w:val="Compact"/>
+      </w:pPr>
+      <w:r>
+        <w:t xml:space="preserve">Rice and beans plate: rice and peas (Jamaica), gallo pinto (Costa Rica and Nicaragua), red beans and rice (Louisiana), and for a fourth, hoppin’ john (the Carolinas)</w:t>
+      </w:r>
+    </w:p>
+    <w:p>
+      <w:pPr>
+        <w:numPr>
+          <w:ilvl w:val="1"/>
+          <w:numId w:val="1005"/>
+        </w:numPr>
+        <w:pStyle w:val="Compact"/>
+      </w:pPr>
+      <w:r>
+        <w:t xml:space="preserve">Flatbread: pita (the eastern Mediterranean), roti or chapati (South Asia), tortilla (Mexico and Central America), and for a fourth, injera (Ethiopia and Eritrea) or lavash (Armenia and Turkey)</w:t>
+      </w:r>
+    </w:p>
+    <w:p>
+      <w:pPr>
+        <w:numPr>
+          <w:ilvl w:val="0"/>
           <w:numId w:val="1004"/>
         </w:numPr>
         <w:pStyle w:val="Compact"/>
       </w:pPr>
       <w:r>
-        <w:t xml:space="preserve">Filled dough: empanada (Latin America and Spain), pierogi (Poland), samosa (South Asia), and for a fourth option, jiaozi (China) or ravioli (Italy)</w:t>
-      </w:r>
-    </w:p>
-    <w:p>
-      <w:pPr>
-        <w:numPr>
-          <w:ilvl w:val="1"/>
+        <w:t xml:space="preserve">Devices or printed research packets, one set per group of three. If devices are not available, print two short paragraphs and one photo per dish from a library source and make the research a reading task rather than a search task.</w:t>
+      </w:r>
+    </w:p>
+    <w:p>
+      <w:pPr>
+        <w:numPr>
+          <w:ilvl w:val="0"/>
           <w:numId w:val="1004"/>
         </w:numPr>
         <w:pStyle w:val="Compact"/>
       </w:pPr>
       <w:r>
-        <w:t xml:space="preserve">Rice and beans plate: rice and peas (Jamaica), gallo pinto (Costa Rica and Nicaragua), red beans and rice (Louisiana), and for a fourth, hoppin’ john (the Carolinas)</w:t>
-      </w:r>
-    </w:p>
-    <w:p>
-      <w:pPr>
-        <w:numPr>
-          <w:ilvl w:val="1"/>
+        <w:t xml:space="preserve">Day 2 optional tasting, if the room and the allergy list allow: store bought, clearly labeled, single form. One example that works: three flatbreads (a pita, a flour tortilla, and a naan or a roti), torn into pieces with clean hands over a tray, one small piece per student, with each package’s ingredient panel taped beside its plate. Cost about $8 to $10 for a class. Nothing is homemade, nothing is reheated on a shared surface, and every package stays in the room so the label can be read.</w:t>
+      </w:r>
+    </w:p>
+    <w:p>
+      <w:pPr>
+        <w:numPr>
+          <w:ilvl w:val="0"/>
           <w:numId w:val="1004"/>
-        </w:numPr>
-        <w:pStyle w:val="Compact"/>
-      </w:pPr>
-      <w:r>
-        <w:t xml:space="preserve">Flatbread: pita (the eastern Mediterranean), roti or chapati (South Asia), tortilla (Mexico and Central America), and for a fourth, injera (Ethiopia and Eritrea) or lavash (Armenia and Turkey)</w:t>
-      </w:r>
-    </w:p>
-    <w:p>
-      <w:pPr>
-        <w:numPr>
-          <w:ilvl w:val="0"/>
-          <w:numId w:val="1003"/>
-        </w:numPr>
-        <w:pStyle w:val="Compact"/>
-      </w:pPr>
-      <w:r>
-        <w:t xml:space="preserve">Devices or printed research packets, one set per group of three. If devices are not available, print two short paragraphs and one photo per dish from a library source and make the research a reading task rather than a search task.</w:t>
-      </w:r>
-    </w:p>
-    <w:p>
-      <w:pPr>
-        <w:numPr>
-          <w:ilvl w:val="0"/>
-          <w:numId w:val="1003"/>
-        </w:numPr>
-        <w:pStyle w:val="Compact"/>
-      </w:pPr>
-      <w:r>
-        <w:t xml:space="preserve">Day 2 optional tasting, if the room and the allergy list allow: store bought, clearly labeled, single form. One example that works: three flatbreads (a pita, a flour tortilla, and a naan or a roti), torn into pieces with clean hands over a tray, one small piece per student, with each package’s ingredient panel taped beside its plate. Cost about $8 to $10 for a class. Nothing is homemade, nothing is reheated on a shared surface, and every package stays in the room so the label can be read.</w:t>
-      </w:r>
-    </w:p>
-    <w:p>
-      <w:pPr>
-        <w:numPr>
-          <w:ilvl w:val="0"/>
-          <w:numId w:val="1003"/>
         </w:numPr>
         <w:pStyle w:val="Compact"/>
       </w:pPr>
@@ -612,7 +630,7 @@
       <w:pPr>
         <w:numPr>
           <w:ilvl w:val="0"/>
-          <w:numId w:val="1003"/>
+          <w:numId w:val="1004"/>
         </w:numPr>
         <w:pStyle w:val="Compact"/>
       </w:pPr>
@@ -1315,23 +1333,41 @@
       <w:r>
         <w:t xml:space="preserve">Monitor understanding:</w:t>
       </w:r>
-      <w:r>
-        <w:t xml:space="preserve"> </w:t>
-      </w:r>
-      <w:r>
-        <w:t xml:space="preserve">- What is the staple crop in your dish’s region, and what does staple mean?</w:t>
-      </w:r>
-      <w:r>
-        <w:t xml:space="preserve"> </w:t>
-      </w:r>
-      <w:r>
-        <w:t xml:space="preserve">- Which of the five factors explains why your dish is fried instead of baked?</w:t>
-      </w:r>
-      <w:r>
-        <w:t xml:space="preserve"> </w:t>
-      </w:r>
-      <w:r>
-        <w:t xml:space="preserve">- Your card says</w:t>
+    </w:p>
+    <w:p>
+      <w:pPr>
+        <w:numPr>
+          <w:ilvl w:val="0"/>
+          <w:numId w:val="1006"/>
+        </w:numPr>
+        <w:pStyle w:val="Compact"/>
+      </w:pPr>
+      <w:r>
+        <w:t xml:space="preserve">What is the staple crop in your dish’s region, and what does staple mean?</w:t>
+      </w:r>
+    </w:p>
+    <w:p>
+      <w:pPr>
+        <w:numPr>
+          <w:ilvl w:val="0"/>
+          <w:numId w:val="1006"/>
+        </w:numPr>
+        <w:pStyle w:val="Compact"/>
+      </w:pPr>
+      <w:r>
+        <w:t xml:space="preserve">Which of the five factors explains why your dish is fried instead of baked?</w:t>
+      </w:r>
+    </w:p>
+    <w:p>
+      <w:pPr>
+        <w:numPr>
+          <w:ilvl w:val="0"/>
+          <w:numId w:val="1006"/>
+        </w:numPr>
+        <w:pStyle w:val="Compact"/>
+      </w:pPr>
+      <w:r>
+        <w:t xml:space="preserve">Your card says</w:t>
       </w:r>
       <w:r>
         <w:t xml:space="preserve"> </w:t>
@@ -1354,171 +1390,195 @@
     </w:p>
     <w:p>
       <w:pPr>
+        <w:pStyle w:val="FirstParagraph"/>
+      </w:pPr>
+      <w:r>
+        <w:t xml:space="preserve">Deepen learning:</w:t>
+      </w:r>
+    </w:p>
+    <w:p>
+      <w:pPr>
+        <w:numPr>
+          <w:ilvl w:val="0"/>
+          <w:numId w:val="1007"/>
+        </w:numPr>
+        <w:pStyle w:val="Compact"/>
+      </w:pPr>
+      <w:r>
+        <w:t xml:space="preserve">Tomatoes are in Italian food and chilies are in Indian food, and neither plant grew in those places five hundred years ago. What does that say about the idea of a pure traditional cuisine?</w:t>
+      </w:r>
+    </w:p>
+    <w:p>
+      <w:pPr>
+        <w:numPr>
+          <w:ilvl w:val="0"/>
+          <w:numId w:val="1007"/>
+        </w:numPr>
+        <w:pStyle w:val="Compact"/>
+      </w:pPr>
+      <w:r>
+        <w:t xml:space="preserve">Three cultures with no contact all invented dough around filling. Is that a coincidence or is there a reason?</w:t>
+      </w:r>
+    </w:p>
+    <w:p>
+      <w:pPr>
+        <w:numPr>
+          <w:ilvl w:val="0"/>
+          <w:numId w:val="1007"/>
+        </w:numPr>
+        <w:pStyle w:val="Compact"/>
+      </w:pPr>
+      <w:r>
+        <w:t xml:space="preserve">A dish changes when the family moves and the ingredients change. Is the new version less real? Who gets to decide?</w:t>
+      </w:r>
+    </w:p>
+    <w:p>
+      <w:pPr>
+        <w:numPr>
+          <w:ilvl w:val="0"/>
+          <w:numId w:val="1007"/>
+        </w:numPr>
+        <w:pStyle w:val="Compact"/>
+      </w:pPr>
+      <w:r>
+        <w:t xml:space="preserve">Somebody says a food is weird. What is actually going on in that sentence, and what is a better sentence?</w:t>
+      </w:r>
+    </w:p>
+    <w:p>
+      <w:pPr>
+        <w:pStyle w:val="Heading2"/>
+      </w:pPr>
+      <w:bookmarkStart w:id="31" w:name="check-for-understanding"/>
+      <w:r>
+        <w:t xml:space="preserve">Check for understanding</w:t>
+      </w:r>
+      <w:bookmarkEnd w:id="31"/>
+    </w:p>
+    <w:p>
+      <w:pPr>
+        <w:pStyle w:val="FirstParagraph"/>
+      </w:pPr>
+      <w:r>
+        <w:t xml:space="preserve">Day 1: the research card’s</w:t>
+      </w:r>
+      <w:r>
+        <w:t xml:space="preserve"> </w:t>
+      </w:r>
+      <w:r>
+        <w:t xml:space="preserve">“</w:t>
+      </w:r>
+      <w:r>
+        <w:t xml:space="preserve">why here</w:t>
+      </w:r>
+      <w:r>
+        <w:t xml:space="preserve">”</w:t>
+      </w:r>
+      <w:r>
+        <w:t xml:space="preserve"> </w:t>
+      </w:r>
+      <w:r>
+        <w:t xml:space="preserve">line, read over shoulders during Step 3. A</w:t>
+      </w:r>
+      <w:r>
+        <w:t xml:space="preserve"> </w:t>
+      </w:r>
+      <w:r>
+        <w:t xml:space="preserve">“</w:t>
+      </w:r>
+      <w:r>
+        <w:t xml:space="preserve">got it</w:t>
+      </w:r>
+      <w:r>
+        <w:t xml:space="preserve">”</w:t>
+      </w:r>
+      <w:r>
+        <w:t xml:space="preserve"> </w:t>
+      </w:r>
+      <w:r>
+        <w:t xml:space="preserve">answer names a crop, a climate, a trade route, a migration, or a religious practice.</w:t>
+      </w:r>
+      <w:r>
+        <w:t xml:space="preserve"> </w:t>
+      </w:r>
+      <w:r>
+        <w:t xml:space="preserve">“</w:t>
+      </w:r>
+      <w:r>
+        <w:t xml:space="preserve">Because it is their tradition</w:t>
+      </w:r>
+      <w:r>
+        <w:t xml:space="preserve">”</w:t>
+      </w:r>
+      <w:r>
+        <w:t xml:space="preserve"> </w:t>
+      </w:r>
+      <w:r>
+        <w:t xml:space="preserve">is a not-yet and gets one question, not a correction. Day 2: the question each group asks after a presentation. A question that follows the agreement is the check; one that does not gets rephrased with the group, out loud, as a teaching moment for the room.</w:t>
+      </w:r>
+    </w:p>
+    <w:p>
+      <w:pPr>
+        <w:pStyle w:val="Heading2"/>
+      </w:pPr>
+      <w:bookmarkStart w:id="32" w:name="Xf84dc28f9c0d28b98ea7fe8c82c035578c07c85"/>
+      <w:r>
+        <w:t xml:space="preserve">Closure (Time: Day 1, 2 min; Day 2, the closing round is the closure)</w:t>
+      </w:r>
+      <w:bookmarkEnd w:id="32"/>
+    </w:p>
+    <w:p>
+      <w:pPr>
+        <w:pStyle w:val="FirstParagraph"/>
+      </w:pPr>
+      <w:r>
+        <w:t xml:space="preserve">Day 1: one line on the exit card: "The factor that explains my dish best is ___ because ___." Two students read. Sort into</w:t>
+      </w:r>
+      <w:r>
+        <w:t xml:space="preserve"> </w:t>
+      </w:r>
+      <w:r>
+        <w:t xml:space="preserve">“</w:t>
+      </w:r>
+      <w:r>
+        <w:t xml:space="preserve">got it</w:t>
+      </w:r>
+      <w:r>
+        <w:t xml:space="preserve">”</w:t>
+      </w:r>
+      <w:r>
+        <w:t xml:space="preserve"> </w:t>
+      </w:r>
+      <w:r>
+        <w:t xml:space="preserve">and</w:t>
+      </w:r>
+      <w:r>
+        <w:t xml:space="preserve"> </w:t>
+      </w:r>
+      <w:r>
+        <w:t xml:space="preserve">“</w:t>
+      </w:r>
+      <w:r>
+        <w:t xml:space="preserve">needs more</w:t>
+      </w:r>
+      <w:r>
+        <w:t xml:space="preserve">”</w:t>
+      </w:r>
+      <w:r>
+        <w:t xml:space="preserve">; any card that names no factor gets a thirty-second conference at the start of Day 2.</w:t>
+      </w:r>
+    </w:p>
+    <w:p>
+      <w:pPr>
         <w:pStyle w:val="BodyText"/>
       </w:pPr>
       <w:r>
-        <w:t xml:space="preserve">Deepen learning:</w:t>
-      </w:r>
-      <w:r>
-        <w:t xml:space="preserve"> </w:t>
-      </w:r>
-      <w:r>
-        <w:t xml:space="preserve">- Tomatoes are in Italian food and chilies are in Indian food, and neither plant grew in those places five hundred years ago. What does that say about the idea of a pure traditional cuisine?</w:t>
-      </w:r>
-      <w:r>
-        <w:t xml:space="preserve"> </w:t>
-      </w:r>
-      <w:r>
-        <w:t xml:space="preserve">- Three cultures with no contact all invented dough around filling. Is that a coincidence or is there a reason?</w:t>
-      </w:r>
-      <w:r>
-        <w:t xml:space="preserve"> </w:t>
-      </w:r>
-      <w:r>
-        <w:t xml:space="preserve">- A dish changes when the family moves and the ingredients change. Is the new version less real? Who gets to decide?</w:t>
-      </w:r>
-      <w:r>
-        <w:t xml:space="preserve"> </w:t>
-      </w:r>
-      <w:r>
-        <w:t xml:space="preserve">- Somebody says a food is weird. What is actually going on in that sentence, and what is a better sentence?</w:t>
+        <w:t xml:space="preserve">Day 2: the closing round in Step 4 is the closure. Collect every comparison page at the door.</w:t>
       </w:r>
     </w:p>
     <w:p>
       <w:pPr>
         <w:pStyle w:val="Heading2"/>
       </w:pPr>
-      <w:bookmarkStart w:id="31" w:name="check-for-understanding"/>
-      <w:r>
-        <w:t xml:space="preserve">Check for understanding</w:t>
-      </w:r>
-      <w:bookmarkEnd w:id="31"/>
-    </w:p>
-    <w:p>
-      <w:pPr>
-        <w:pStyle w:val="FirstParagraph"/>
-      </w:pPr>
-      <w:r>
-        <w:t xml:space="preserve">Day 1: the research card’s</w:t>
-      </w:r>
-      <w:r>
-        <w:t xml:space="preserve"> </w:t>
-      </w:r>
-      <w:r>
-        <w:t xml:space="preserve">“</w:t>
-      </w:r>
-      <w:r>
-        <w:t xml:space="preserve">why here</w:t>
-      </w:r>
-      <w:r>
-        <w:t xml:space="preserve">”</w:t>
-      </w:r>
-      <w:r>
-        <w:t xml:space="preserve"> </w:t>
-      </w:r>
-      <w:r>
-        <w:t xml:space="preserve">line, read over shoulders during Step 3. A</w:t>
-      </w:r>
-      <w:r>
-        <w:t xml:space="preserve"> </w:t>
-      </w:r>
-      <w:r>
-        <w:t xml:space="preserve">“</w:t>
-      </w:r>
-      <w:r>
-        <w:t xml:space="preserve">got it</w:t>
-      </w:r>
-      <w:r>
-        <w:t xml:space="preserve">”</w:t>
-      </w:r>
-      <w:r>
-        <w:t xml:space="preserve"> </w:t>
-      </w:r>
-      <w:r>
-        <w:t xml:space="preserve">answer names a crop, a climate, a trade route, a migration, or a religious practice.</w:t>
-      </w:r>
-      <w:r>
-        <w:t xml:space="preserve"> </w:t>
-      </w:r>
-      <w:r>
-        <w:t xml:space="preserve">“</w:t>
-      </w:r>
-      <w:r>
-        <w:t xml:space="preserve">Because it is their tradition</w:t>
-      </w:r>
-      <w:r>
-        <w:t xml:space="preserve">”</w:t>
-      </w:r>
-      <w:r>
-        <w:t xml:space="preserve"> </w:t>
-      </w:r>
-      <w:r>
-        <w:t xml:space="preserve">is a not-yet and gets one question, not a correction. Day 2: the question each group asks after a presentation. A question that follows the agreement is the check; one that does not gets rephrased with the group, out loud, as a teaching moment for the room.</w:t>
-      </w:r>
-    </w:p>
-    <w:p>
-      <w:pPr>
-        <w:pStyle w:val="Heading2"/>
-      </w:pPr>
-      <w:bookmarkStart w:id="32" w:name="Xf84dc28f9c0d28b98ea7fe8c82c035578c07c85"/>
-      <w:r>
-        <w:t xml:space="preserve">Closure (Time: Day 1, 2 min; Day 2, the closing round is the closure)</w:t>
-      </w:r>
-      <w:bookmarkEnd w:id="32"/>
-    </w:p>
-    <w:p>
-      <w:pPr>
-        <w:pStyle w:val="FirstParagraph"/>
-      </w:pPr>
-      <w:r>
-        <w:t xml:space="preserve">Day 1: one line on the exit card: "The factor that explains my dish best is ___ because ___." Two students read. Sort into</w:t>
-      </w:r>
-      <w:r>
-        <w:t xml:space="preserve"> </w:t>
-      </w:r>
-      <w:r>
-        <w:t xml:space="preserve">“</w:t>
-      </w:r>
-      <w:r>
-        <w:t xml:space="preserve">got it</w:t>
-      </w:r>
-      <w:r>
-        <w:t xml:space="preserve">”</w:t>
-      </w:r>
-      <w:r>
-        <w:t xml:space="preserve"> </w:t>
-      </w:r>
-      <w:r>
-        <w:t xml:space="preserve">and</w:t>
-      </w:r>
-      <w:r>
-        <w:t xml:space="preserve"> </w:t>
-      </w:r>
-      <w:r>
-        <w:t xml:space="preserve">“</w:t>
-      </w:r>
-      <w:r>
-        <w:t xml:space="preserve">needs more</w:t>
-      </w:r>
-      <w:r>
-        <w:t xml:space="preserve">”</w:t>
-      </w:r>
-      <w:r>
-        <w:t xml:space="preserve">; any card that names no factor gets a thirty-second conference at the start of Day 2.</w:t>
-      </w:r>
-    </w:p>
-    <w:p>
-      <w:pPr>
-        <w:pStyle w:val="BodyText"/>
-      </w:pPr>
-      <w:r>
-        <w:t xml:space="preserve">Day 2: the closing round in Step 4 is the closure. Collect every comparison page at the door.</w:t>
-      </w:r>
-    </w:p>
-    <w:p>
-      <w:pPr>
-        <w:pStyle w:val="Heading2"/>
-      </w:pPr>
       <w:bookmarkStart w:id="33" w:name="differentiation-and-supports"/>
       <w:r>
         <w:t xml:space="preserve">Differentiation and supports</w:t>
@@ -1529,7 +1589,7 @@
       <w:pPr>
         <w:numPr>
           <w:ilvl w:val="0"/>
-          <w:numId w:val="1005"/>
+          <w:numId w:val="1008"/>
         </w:numPr>
         <w:pStyle w:val="Compact"/>
       </w:pPr>
@@ -1553,7 +1613,7 @@
       <w:pPr>
         <w:numPr>
           <w:ilvl w:val="0"/>
-          <w:numId w:val="1005"/>
+          <w:numId w:val="1008"/>
         </w:numPr>
         <w:pStyle w:val="Compact"/>
       </w:pPr>
@@ -1565,7 +1625,7 @@
       <w:pPr>
         <w:numPr>
           <w:ilvl w:val="0"/>
-          <w:numId w:val="1005"/>
+          <w:numId w:val="1008"/>
         </w:numPr>
         <w:pStyle w:val="Compact"/>
       </w:pPr>
@@ -1577,7 +1637,7 @@
       <w:pPr>
         <w:numPr>
           <w:ilvl w:val="0"/>
-          <w:numId w:val="1005"/>
+          <w:numId w:val="1008"/>
         </w:numPr>
         <w:pStyle w:val="Compact"/>
       </w:pPr>
@@ -1589,7 +1649,7 @@
       <w:pPr>
         <w:numPr>
           <w:ilvl w:val="0"/>
-          <w:numId w:val="1005"/>
+          <w:numId w:val="1008"/>
         </w:numPr>
         <w:pStyle w:val="Compact"/>
       </w:pPr>
@@ -1601,7 +1661,7 @@
       <w:pPr>
         <w:numPr>
           <w:ilvl w:val="0"/>
-          <w:numId w:val="1005"/>
+          <w:numId w:val="1008"/>
         </w:numPr>
         <w:pStyle w:val="Compact"/>
       </w:pPr>
@@ -1914,7 +1974,7 @@
       <w:pPr>
         <w:numPr>
           <w:ilvl w:val="0"/>
-          <w:numId w:val="1006"/>
+          <w:numId w:val="1009"/>
         </w:numPr>
         <w:pStyle w:val="Compact"/>
       </w:pPr>
@@ -1938,7 +1998,7 @@
       <w:pPr>
         <w:numPr>
           <w:ilvl w:val="0"/>
-          <w:numId w:val="1006"/>
+          <w:numId w:val="1009"/>
         </w:numPr>
         <w:pStyle w:val="Compact"/>
       </w:pPr>
@@ -1950,7 +2010,7 @@
       <w:pPr>
         <w:numPr>
           <w:ilvl w:val="0"/>
-          <w:numId w:val="1006"/>
+          <w:numId w:val="1009"/>
         </w:numPr>
         <w:pStyle w:val="Compact"/>
       </w:pPr>
@@ -1962,7 +2022,7 @@
       <w:pPr>
         <w:numPr>
           <w:ilvl w:val="0"/>
-          <w:numId w:val="1006"/>
+          <w:numId w:val="1009"/>
         </w:numPr>
         <w:pStyle w:val="Compact"/>
       </w:pPr>
@@ -1995,7 +2055,7 @@
       <w:pPr>
         <w:numPr>
           <w:ilvl w:val="0"/>
-          <w:numId w:val="1006"/>
+          <w:numId w:val="1009"/>
         </w:numPr>
         <w:pStyle w:val="Compact"/>
       </w:pPr>
@@ -2007,7 +2067,7 @@
       <w:pPr>
         <w:numPr>
           <w:ilvl w:val="0"/>
-          <w:numId w:val="1006"/>
+          <w:numId w:val="1009"/>
         </w:numPr>
         <w:pStyle w:val="Compact"/>
       </w:pPr>
@@ -2019,7 +2079,7 @@
       <w:pPr>
         <w:numPr>
           <w:ilvl w:val="0"/>
-          <w:numId w:val="1006"/>
+          <w:numId w:val="1009"/>
         </w:numPr>
         <w:pStyle w:val="Compact"/>
       </w:pPr>
@@ -2031,7 +2091,7 @@
       <w:pPr>
         <w:numPr>
           <w:ilvl w:val="0"/>
-          <w:numId w:val="1006"/>
+          <w:numId w:val="1009"/>
         </w:numPr>
         <w:pStyle w:val="Compact"/>
       </w:pPr>
@@ -2062,7 +2122,7 @@
       <w:pPr>
         <w:numPr>
           <w:ilvl w:val="0"/>
-          <w:numId w:val="1007"/>
+          <w:numId w:val="1010"/>
         </w:numPr>
         <w:pStyle w:val="Compact"/>
       </w:pPr>
@@ -2092,7 +2152,7 @@
       <w:pPr>
         <w:numPr>
           <w:ilvl w:val="0"/>
-          <w:numId w:val="1007"/>
+          <w:numId w:val="1010"/>
         </w:numPr>
         <w:pStyle w:val="Compact"/>
       </w:pPr>
@@ -2104,7 +2164,7 @@
       <w:pPr>
         <w:numPr>
           <w:ilvl w:val="0"/>
-          <w:numId w:val="1007"/>
+          <w:numId w:val="1010"/>
         </w:numPr>
         <w:pStyle w:val="Compact"/>
       </w:pPr>
@@ -2116,7 +2176,7 @@
       <w:pPr>
         <w:numPr>
           <w:ilvl w:val="0"/>
-          <w:numId w:val="1007"/>
+          <w:numId w:val="1010"/>
         </w:numPr>
         <w:pStyle w:val="Compact"/>
       </w:pPr>
@@ -2158,7 +2218,7 @@
       <w:pPr>
         <w:numPr>
           <w:ilvl w:val="0"/>
-          <w:numId w:val="1007"/>
+          <w:numId w:val="1010"/>
         </w:numPr>
         <w:pStyle w:val="Compact"/>
       </w:pPr>
@@ -2170,7 +2230,7 @@
       <w:pPr>
         <w:numPr>
           <w:ilvl w:val="0"/>
-          <w:numId w:val="1007"/>
+          <w:numId w:val="1010"/>
         </w:numPr>
         <w:pStyle w:val="Compact"/>
       </w:pPr>
@@ -2212,7 +2272,7 @@
       <w:pPr>
         <w:numPr>
           <w:ilvl w:val="0"/>
-          <w:numId w:val="1007"/>
+          <w:numId w:val="1010"/>
         </w:numPr>
         <w:pStyle w:val="Compact"/>
       </w:pPr>
@@ -2224,7 +2284,7 @@
       <w:pPr>
         <w:numPr>
           <w:ilvl w:val="0"/>
-          <w:numId w:val="1007"/>
+          <w:numId w:val="1010"/>
         </w:numPr>
         <w:pStyle w:val="Compact"/>
       </w:pPr>
@@ -2236,7 +2296,7 @@
       <w:pPr>
         <w:numPr>
           <w:ilvl w:val="0"/>
-          <w:numId w:val="1007"/>
+          <w:numId w:val="1010"/>
         </w:numPr>
         <w:pStyle w:val="Compact"/>
       </w:pPr>
@@ -2681,7 +2741,34 @@
     </w:lvlOverride>
   </w:num>
   <w:num w:numId="1003">
-    <w:abstractNumId w:val="991"/>
+    <w:abstractNumId w:val="99411"/>
+    <w:lvlOverride w:ilvl="0">
+      <w:startOverride w:val="1"/>
+    </w:lvlOverride>
+    <w:lvlOverride w:ilvl="1">
+      <w:startOverride w:val="1"/>
+    </w:lvlOverride>
+    <w:lvlOverride w:ilvl="2">
+      <w:startOverride w:val="1"/>
+    </w:lvlOverride>
+    <w:lvlOverride w:ilvl="3">
+      <w:startOverride w:val="1"/>
+    </w:lvlOverride>
+    <w:lvlOverride w:ilvl="4">
+      <w:startOverride w:val="1"/>
+    </w:lvlOverride>
+    <w:lvlOverride w:ilvl="5">
+      <w:startOverride w:val="1"/>
+    </w:lvlOverride>
+    <w:lvlOverride w:ilvl="6">
+      <w:startOverride w:val="1"/>
+    </w:lvlOverride>
+    <w:lvlOverride w:ilvl="7">
+      <w:startOverride w:val="1"/>
+    </w:lvlOverride>
+    <w:lvlOverride w:ilvl="8">
+      <w:startOverride w:val="1"/>
+    </w:lvlOverride>
   </w:num>
   <w:num w:numId="1004">
     <w:abstractNumId w:val="991"/>
@@ -2693,6 +2780,15 @@
     <w:abstractNumId w:val="991"/>
   </w:num>
   <w:num w:numId="1007">
+    <w:abstractNumId w:val="991"/>
+  </w:num>
+  <w:num w:numId="1008">
+    <w:abstractNumId w:val="991"/>
+  </w:num>
+  <w:num w:numId="1009">
+    <w:abstractNumId w:val="991"/>
+  </w:num>
+  <w:num w:numId="1010">
     <w:abstractNumId w:val="991"/>
   </w:num>
 </w:numbering>

--- a/downloads/teacher/04 Units/Unit 06 - Food Systems and Production - From Farm to Table/Lesson 06.10 - Global Foods One Dish Three Cultures.docx
+++ b/downloads/teacher/04 Units/Unit 06 - Food Systems and Production - From Farm to Table/Lesson 06.10 - Global Foods One Dish Three Cultures.docx
@@ -387,17 +387,6 @@
       </w:pPr>
       <w:r>
         <w:t xml:space="preserve">Nobody has to be the expert on their own background. A student may share a family dish if they want to, and may say nothing, and neither choice gets a follow-up question.</w:t>
-      </w:r>
-    </w:p>
-    <w:p>
-      <w:pPr>
-        <w:pStyle w:val="FirstParagraph"/>
-      </w:pPr>
-      <w:r>
-        <w:rPr>
-          <w:rStyle w:val="TeacherNote"/>
-        </w:rPr>
-        <w:t xml:space="preserve">[Sal: this agreement is worth naming as a class rule, not a lesson rule. If your students already have a version of it from Unit 0, use their words instead of mine.]</w:t>
       </w:r>
     </w:p>
     <w:p>
@@ -1909,7 +1898,7 @@
               <w:jc w:val="left"/>
             </w:pPr>
             <w:r>
-              <w:t xml:space="preserve">Formative; the comparison must name two of the five factors. Assessed summatively on the Cooking Methods Check, item 12, and again on the Unit 6 test</w:t>
+              <w:t xml:space="preserve">Formative; the comparison must name two of the five factors. Assessed summatively on the Unit 6 test</w:t>
             </w:r>
           </w:p>
         </w:tc>
@@ -1949,15 +1938,6 @@
       </w:pPr>
       <w:r>
         <w:t xml:space="preserve">Social studies: the spice trade, the Columbian exchange, and migration patterns are the same content this lesson uses, and the five factors are a social studies framework with food as the evidence. World languages: the dish names are a free vocabulary lesson, and a language teacher can pronounce them correctly, which matters more than it sounds. Library: the source rule is a research skills lesson, and a librarian can teach the two-source rule better than a FACS teacher can in twelve minutes. Community: a family member or a local restaurant owner who wants to talk about one dish for ten minutes.</w:t>
-      </w:r>
-      <w:r>
-        <w:t xml:space="preserve"> </w:t>
-      </w:r>
-      <w:r>
-        <w:rPr>
-          <w:rStyle w:val="TeacherNote"/>
-        </w:rPr>
-        <w:t xml:space="preserve">[Sal: at Brentwood you had Turkish and Portuguese speaking students. This is the lesson where their home food is content, not a footnote, and the way to do it is to invite and never to call on.]</w:t>
       </w:r>
     </w:p>
     <w:p>
@@ -2041,15 +2021,6 @@
       <w:r>
         <w:t xml:space="preserve">, section 2.</w:t>
       </w:r>
-      <w:r>
-        <w:t xml:space="preserve"> </w:t>
-      </w:r>
-      <w:r>
-        <w:rPr>
-          <w:rStyle w:val="TeacherNote"/>
-        </w:rPr>
-        <w:t xml:space="preserve">[Sal: confirm against the NYSED PDF.]</w:t>
-      </w:r>
     </w:p>
     <w:p>
       <w:pPr>
@@ -2098,15 +2069,6 @@
       <w:r>
         <w:t xml:space="preserve">Dish facts on the handout are written at a general level and every research card requires students to cite their own two sources.</w:t>
       </w:r>
-      <w:r>
-        <w:t xml:space="preserve"> </w:t>
-      </w:r>
-      <w:r>
-        <w:rPr>
-          <w:rStyle w:val="TeacherNote"/>
-        </w:rPr>
-        <w:t xml:space="preserve">[Sal: if a dish description on the handout is wrong for a family in your room, the family is right and the handout gets corrected. Say that out loud.]</w:t>
-      </w:r>
     </w:p>
     <w:p>
       <w:pPr>
@@ -2290,21 +2252,6 @@
       </w:pPr>
       <w:r>
         <w:t xml:space="preserve">Cost if the tasting runs: about $8 to $10 per class for three packaged flatbreads. This is a class cost, not a per-station cost, because nothing is cooked.</w:t>
-      </w:r>
-    </w:p>
-    <w:p>
-      <w:pPr>
-        <w:numPr>
-          <w:ilvl w:val="0"/>
-          <w:numId w:val="1010"/>
-        </w:numPr>
-        <w:pStyle w:val="Compact"/>
-      </w:pPr>
-      <w:r>
-        <w:rPr>
-          <w:rStyle w:val="TeacherNote"/>
-        </w:rPr>
-        <w:t xml:space="preserve">[Sal: your airplane crash simulation taught students to argue without ranking people. Same muscle here, applied to food. If they did that lesson, name it.]</w:t>
       </w:r>
     </w:p>
     <w:sectPr>
